--- a/zht/docx/05.content.docx
+++ b/zht/docx/05.content.docx
@@ -136,13 +136,6 @@
         <w:rPr>
           <w:lang w:val="zh_TW" w:bidi="zh_TW"/>
         </w:rPr>
-      </w:r>
-      <w:r>
-        <w:rPr>
-          <w:i/>
-          <w:lang w:val="zh_TW" w:bidi="zh_TW"/>
-        </w:rPr>
-        <w:t>申命記 1:1, 申命記 1:3, 申命記 1:8, 申命記 1:9–10, 申命記 1:12–13, 申命記 1:16, 申命記 1:19, 申命記 1:22, 申命記 1:23, 申命記 1:25, 申命記 1:27, 申命記 1:28, 申命記 1:29–31, 申命記 1:34–35, 申命記 1:38, 申命記 1:39, 申命記 1:43–44, 申命記 2:1, 申命記 2:4–5, 申命記 2:6, 申命記 2:9, 申命記 2:14, 申命記 2:16, 申命記 2:19, 申命記 2:25, 申命記 2:26–27, 申命記 2:28–29, 申命記 2:32–33, 申命記 2:34, 申命記 3:1, 申命記 3:3–4, 申命記 3:7, 申命記 3:12–13, 申命記 3:18, 申命記 3:20, 申命記 3:22, 申命記 3:25, 申命記 3:26, 申命記 3:27, 申命記 3:28–29, 申命記 4:1, 申命記 4:2, 申命記 4:4, 申命記 4:6, 申命記 4:9–10, 申命記 4:11–12, 申命記 4:13, 申命記 4:15–18, 申命記 4:19, 申命記 4:20, 申命記 4:21–22, 申命記 4:24, 申命記 4:26, 申命記 4:27–28, 申命記 4:29, 申命記 4:30, 申命記 4:34, 申命記 4:35–36, 申命記 4:37–38, 申命記 4:41–42, 申命記 4:44–45, 申命記 4:48–49, 申命記 5:2–3, 申命記 5:4–5, 申命記 5:6, 申命記 5:8, 申命記 5:9, 申命記 5:10, 申命記 5:11, 申命記 5:12–14, 申命記 5:15, 申命記 5:16, 申命記 5:17–20, 申命記 5:22, 申命記 5:25, 申命記 5:27, 申命記 5:28, 申命記 5:33, 申命記 6:2, 申命記 6:3, 申命記 6:5, 申命記 6:6–7, 申命記 6:10–12, 申命記 6:15, 申命記 6:16, 申命記 6:20–23, 申命記 6:24, 申命記 7:2, 申命記 7:2–3, 申命記 7:5, 申命記 7:8, 申命記 7:9, 申命記 7:12–13, 申命記 7:17–19, 申命記 7:20, 申命記 7:21–22, 申命記 7:23, 申命記 7:25–26, 申命記 8:2, 申命記 8:3, 申命記 8:4, 申命記 8:5, 申命記 8:7–8, 申命記 8:10, 申命記 8:11, 申命記 8:13–14, 申命記 8:15–16, 申命記 8:19–20, 申命記 9:1, 申命記 9:3, 申命記 9:4, 申命記 9:5, 申命記 9:7–8, 申命記 9:9, 申命記 9:12, 申命記 9:13–14, 申命記 9:15–16, 申命記 9:17–18, 申命記 9:19–20, 申命記 9:21, 申命記 9:22–24, 申命記 9:25–26, 申命記 9:27–28, 申命記 10:2, 申命記 10:4, 申命記 10:5, 申命記 10:6, 申命記 10:8, 申命記 10:10, 申命記 10:12–13, 申命記 10:16, 申命記 10:19, 申命記 10:22, 申命記 11:1, 申命記 11:2, 申命記 11:4, 申命記 11:7, 申命記 11:8–9, 申命記 11:11, 申命記 11:14, 申命記 11:17, 申命記 11:19, 申命記 11:21, 申命記 11:22–23, 申命記 11:25, 申命記 11:26, 申命記 11:31, 申命記 12:2, 申命記 12:3, 申命記 12:5, 申命記 12:8, 申命記 12:10, 申命記 12:15, 申命記 12:16, 申命記 12:17, 申命記 12:18, 申命記 12:19, 申命記 12:20, 申命記 12:21, 申命記 12:23–24, 申命記 12:26, 申命記 12:27, 申命記 12:28, 申命記 12:30, 申命記 12:31, 申命記 13:3, 申命記 13:5, 申命記 13:9, 申命記 13:10, 申命記 13:14, 申命記 13:15, 申命記 13:17, 申命記 14:1, 申命記 14:6, 申命記 14:8, 申命記 14:9, 申命記 14:19, 申命記 14:21, 申命記 14:21 (#2), 申命記 14:22, 申命記 14:23, 申命記 14:24–25, 申命記 14:27, 申命記 14:28–29, 申命記 15:1, 申命記 15:2, 申命記 15:3, 申命記 15:4, 申命記 15:6, 申命記 15:7, 申命記 15:9, 申命記 15:10, 申命記 15:11, 申命記 15:14, 申命記 15:15, 申命記 15:16–17, 申命記 15:18, 申命記 15:19–20, 申命記 15:21, 申命記 15:23, 申命記 16:1, 申命記 16:2, 申命記 16:3–4, 申命記 16:4, 申命記 16:6, 申命記 16:6 (#2), 申命記 16:8, 申命記 16:8 (#2), 申命記 16:9–10, 申命記 16:10, 申命記 16:12, 申命記 16:13, 申命記 16:16, 申命記 16:17, 申命記 16:18, 申命記 16:19, 申命記 16:20, 申命記 16:21–22, 申命記 17:1, 申命記 17:4, 申命記 17:5, 申命記 17:6, 申命記 17:7, 申命記 17:7 (#2), 申命記 17:9, 申命記 17:12, 申命記 17:15, 申命記 17:16, 申命記 17:17, 申命記 17:18–19, 申命記 17:20, 申命記 18:1–2, 申命記 18:3–4, 申命記 18:5, 申命記 18:6–7, 申命記 18:9–11, 申命記 18:12–14, 申命記 18:15, 申命記 18:20, 申命記 18:22, 申命記 19:1–3, 申命記 19:4–5, 申命記 19:6–7, 申命記 19:8–9, 申命記 19:11–13, 申命記 19:15, 申命記 19:17–18, 申命記 19:19, 申命記 20:1, 申命記 20:2–4, 申命記 20:5, 申命記 20:7, 申命記 20:10–11, 申命記 20:12–13, 申命記 20:16–18, 申命記 20:19–20, 申命記 21:1–2, 申命記 21:5, 申命記 21:6–7, 申命記 21:10, 申命記 21:11–12, 申命記 21:13, 申命記 21:14, 申命記 21:15–17, 申命記 21:18, 申命記 21:20, 申命記 21:21, 申命記 21:22–23, 申命記 22:2, 申命記 22:4, 申命記 22:5, 申命記 22:6–7, 申命記 22:8, 申命記 22:9, 申命記 22:12, 申命記 22:18–19, 申命記 22:20–21, 申命記 22:22, 申命記 22:23–24, 申命記 22:25–27, 申命記 22:28–29, 申命記 22:30, 申命記 23:1–2, 申命記 23:3–4, 申命記 23:5, 申命記 23:7–8, 申命記 23:9–11, 申命記 23:12–14, 申命記 23:15–16, 申命記 23:17–18, 申命記 23:19–20, 申命記 23:21–23, 申命記 23:24–25, 申命記 24:1–2, 申命記 24:3–4, 申命記 24:5, 申命記 24:6, 申命記 24:7, 申命記 24:8–9, 申命記 24:10–11, 申命記 24:12–13, 申命記 24:14–15, 申命記 24:16, 申命記 24:17–18, 申命記 24:19–20, 申命記 25:1, 申命記 25:3, 申命記 25:5–6, 申命記 25:9–10, 申命記 25:11–12, 申命記 25:15–16, 申命記 25:17–19, 申命記 26:1–2, 申命記 26:3, 申命記 26:5, 申命記 26:6, 申命記 26:8–9, 申命記 26:10–11, 申命記 26:12, 申命記 26:15, 申命記 26:16, 申命記 26:17, 申命記 26:18–19, 申命記 27:1, 申命記 27:4, 申命記 27:5, 申命記 27:8, 申命記 27:9–10, 申命記 27:11–12, 申命記 27:13, 申命記 27:15, 申命記 27:20, 申命記 27:24–25, 申命記 27:26, 申命記 28:1–2, 申命記 28:7, 申命記 28:9, 申命記 28:12, 申命記 28:15, 申命記 28:23, 申命記 28:25, 申命記 28:27–28, 申命記 28:30, 申命記 28:32, 申命記 28:37, 申命記 28:38–39, 申命記 28:43–44, 申命記 28:45–46, 申命記 28:47–48, 申命記 28:49–51, 申命記 28:54–55, 申命記 28:56–57, 申命記 28:59, 申命記 28:62, 申命記 28:65, 申命記 29:1, 申命記 29:1 (#2), 申命記 29:2, 申命記 29:4, 申命記 29:5–6, 申命記 29:9, 申命記 29:10–11, 申命記 29:12, 申命記 29:13, 申命記 29:14–15, 申命記 29:16, 申命記 29:17–18, 申命記 29:19, 申命記 29:20, 申命記 29:22, 申命記 29:24, 申命記 29:25–26, 申命記 29:27, 申命記 29:28, 申命記 29:29, 申命記 29:29 (#2), 申命記 30:2–3, 申命記 30:4, 申命記 30:5, 申命記 30:6, 申命記 30:7, 申命記 30:8, 申命記 30:9, 申命記 30:10, 申命記 30:11, 申命記 30:14, 申命記 30:15, 申命記 30:16, 申命記 30:17–18, 申命記 30:19, 申命記 30:20, 申命記 31:1–2, 申命記 31:2–3, 申命記 31:3, 申命記 31:4, 申命記 31:5, 申命記 31:6, 申命記 31:7, 申命記 31:8, 申命記 31:9, 申命記 31:10–11, 申命記 31:12–13, 申命記 31:13, 申命記 31:14, 申命記 31:14–15, 申命記 31:16, 申命記 31:17, 申命記 31:17–18, 申命記 31:19, 申命記 31:20, 申命記 31:21, 申命記 31:21 (#2), 申命記 31:22, 申命記 31:23, 申命記 31:23 (#2), 申命記 31:24–25, 申命記 31:25–26, 申命記 31:27, 申命記 31:28, 申命記 31:29, 申命記 31:29 (#2), 申命記 31:29 (#3), 申命記 31:30, 申命記 32:1, 申命記 32:2, 申命記 32:3, 申命記 32:4, 申命記 32:4 (#2), 申命記 32:5–6, 申命記 32:6, 申命記 32:7, 申命記 32:8, 申命記 32:9, 申命記 32:10, 申命記 32:10 (#2), 申命記 32:11, 申命記 32:12, 申命記 32:15–16, 申命記 32:17–18, 申命記 32:19–20, 申命記 32:21, 申命記 32:23, 申命記 32:27, 申命記 32:28, 申命記 32:29, 申命記 32:30–31, 申命記 32:33, 申命記 32:33–34, 申命記 32:34, 申命記 32:35, 申命記 32:35 (#2), 申命記 32:36, 申命記 32:37–38, 申命記 32:39, 申命記 32:40, 申命記 32:41, 申命記 32:42, 申命記 32:43, 申命記 32:43 (#2), 申命記 32:44, 申命記 32:46, 申命記 32:48–49, 申命記 32:50, 申命記 32:50–51, 申命記 32:52, 申命記 33:1, 申命記 33:2, 申命記 33:3, 申命記 33:3 (#2), 申命記 33:4, 申命記 33:5, 申命記 33:6, 申命記 33:7, 申命記 33:8, 申命記 33:10–11, 申命記 33:12, 申命記 33:16, 申命記 33:17, 申命記 33:18–19, 申命記 33:20, 申命記 33:21, 申命記 33:22, 申命記 33:23, 申命記 33:24–25, 申命記 33:27, 申命記 33:28, 申命記 33:29, 申命記 34:1–3, 申命記 34:4, 申命記 34:6, 申命記 34:7, 申命記 34:8, 申命記 34:9, 申命記 34:10, 申命記 34:10–12</w:t>
       </w:r>
       <w:r>
         <w:rPr>

--- a/zht/docx/05.content.docx
+++ b/zht/docx/05.content.docx
@@ -123,19 +123,6 @@
           <w:lang w:val="zh_TW" w:bidi="zh_TW"/>
         </w:rPr>
         <w:t>DEU</w:t>
-      </w:r>
-      <w:r>
-        <w:rPr>
-          <w:lang w:val="zh_TW" w:bidi="zh_TW"/>
-        </w:rPr>
-      </w:r>
-    </w:p>
-    <w:p>
-      <w:pPr/>
-      <w:r>
-        <w:rPr>
-          <w:lang w:val="zh_TW" w:bidi="zh_TW"/>
-        </w:rPr>
       </w:r>
       <w:r>
         <w:rPr>

--- a/zht/docx/05.content.docx
+++ b/zht/docx/05.content.docx
@@ -19,7 +19,7 @@
         <w:rPr>
           <w:lang w:val="zh_TW" w:bidi="zh_TW"/>
         </w:rPr>
-        <w:t>Resource: 翻譯問題 (unfoldingWord)</w:t>
+        <w:t>Resource: unfoldingWord® Translation Questions</w:t>
       </w:r>
       <w:r>
         <w:rPr>
@@ -85,7 +85,7 @@
         <w:rPr>
           <w:lang w:val="zh_TW" w:bidi="zh_TW"/>
         </w:rPr>
-        <w:t>翻譯問題 (unfoldingWord)</w:t>
+        <w:t>unfoldingWord® Translation Questions</w:t>
       </w:r>
     </w:p>
     <w:p>
